--- a/examples/hello-table/fixtures/report.msoffice-edited.docx
+++ b/examples/hello-table/fixtures/report.msoffice-edited.docx
@@ -4,7 +4,7 @@
   <w:body>
     <w:sdt>
       <w:sdtPr>
-        <w:tag w:val="ox:3f1c2a90-0000-4c1e-9a00-000000000021"/>
+        <w:tag w:val="mleaf:3f1c2a90-0000-4c1e-9a00-000000000021"/>
         <w:id w:val="-1467967749"/>
       </w:sdtPr>
       <w:sdtEndPr/>
@@ -21,7 +21,7 @@
     </w:sdt>
     <w:sdt>
       <w:sdtPr>
-        <w:tag w:val="ox:3f1c2a90-0000-4c1e-9a00-000000000023"/>
+        <w:tag w:val="mleaf:3f1c2a90-0000-4c1e-9a00-000000000023"/>
         <w:id w:val="501094191"/>
       </w:sdtPr>
       <w:sdtEndPr/>
@@ -36,7 +36,7 @@
           <w:sdt>
             <w:sdtPr>
               <w:alias w:val="Linked: 3f1c2a90-0000-4c1e-9a00-000000000013"/>
-              <w:tag w:val="ox:3f1c2a90-0000-4c1e-9a00-000000000024"/>
+              <w:tag w:val="mleaf:3f1c2a90-0000-4c1e-9a00-000000000024"/>
               <w:id w:val="1844507758"/>
               <w:lock w:val="contentLocked"/>
               <w:text/>
@@ -54,7 +54,7 @@
           <w:sdt>
             <w:sdtPr>
               <w:alias w:val="Linked: 3f1c2a90-0000-4c1e-9a00-000000000031"/>
-              <w:tag w:val="ox:3f1c2a90-0000-4c1e-9a00-000000000025"/>
+              <w:tag w:val="mleaf:3f1c2a90-0000-4c1e-9a00-000000000025"/>
               <w:id w:val="-1902433328"/>
               <w:lock w:val="contentLocked"/>
               <w:text/>
@@ -75,7 +75,7 @@
     <w:sdt>
       <w:sdtPr>
         <w:alias w:val="Linked: 3f1c2a90-0000-4c1e-9a00-000000000012"/>
-        <w:tag w:val="ox:3f1c2a90-0000-4c1e-9a00-000000000022"/>
+        <w:tag w:val="mleaf:3f1c2a90-0000-4c1e-9a00-000000000022"/>
         <w:id w:val="-992405519"/>
         <w:lock w:val="contentLocked"/>
       </w:sdtPr>
@@ -221,7 +221,7 @@
     </w:sdt>
     <w:sdt>
       <w:sdtPr>
-        <w:tag w:val="ox:3f1c2a90-0000-4c1e-9a00-000000000022#caption"/>
+        <w:tag w:val="mleaf:3f1c2a90-0000-4c1e-9a00-000000000022#caption"/>
         <w:id w:val="-677814114"/>
       </w:sdtPr>
       <w:sdtEndPr/>

--- a/examples/hello-table/fixtures/report.msoffice-edited.docx
+++ b/examples/hello-table/fixtures/report.msoffice-edited.docx
@@ -5,9 +5,8 @@
     <w:sdt>
       <w:sdtPr>
         <w:tag w:val="mleaf:3f1c2a90-0000-4c1e-9a00-000000000021"/>
-        <w:id w:val="-1467967749"/>
+        <w:id w:val="219418347"/>
       </w:sdtPr>
-      <w:sdtEndPr/>
       <w:sdtContent>
         <w:p>
           <w:pPr>
@@ -22,26 +21,24 @@
     <w:sdt>
       <w:sdtPr>
         <w:tag w:val="mleaf:3f1c2a90-0000-4c1e-9a00-000000000023"/>
-        <w:id w:val="501094191"/>
+        <w:id w:val="1295800780"/>
       </w:sdtPr>
-      <w:sdtEndPr/>
       <w:sdtContent>
         <w:p>
           <w:r>
-            <w:t>Group revenue</w:t>
+            <w:t>Group</w:t>
           </w:r>
           <w:r>
-            <w:t xml:space="preserve"> for the quarter was </w:t>
+            <w:t xml:space="preserve"> revenue for the quarter was </w:t>
           </w:r>
           <w:sdt>
             <w:sdtPr>
               <w:alias w:val="Linked: 3f1c2a90-0000-4c1e-9a00-000000000013"/>
               <w:tag w:val="mleaf:3f1c2a90-0000-4c1e-9a00-000000000024"/>
-              <w:id w:val="1844507758"/>
+              <w:id w:val="-1889415681"/>
               <w:lock w:val="contentLocked"/>
               <w:text/>
             </w:sdtPr>
-            <w:sdtEndPr/>
             <w:sdtContent>
               <w:r>
                 <w:t>$1,250,500</w:t>
@@ -55,11 +52,10 @@
             <w:sdtPr>
               <w:alias w:val="Linked: 3f1c2a90-0000-4c1e-9a00-000000000031"/>
               <w:tag w:val="mleaf:3f1c2a90-0000-4c1e-9a00-000000000025"/>
-              <w:id w:val="-1902433328"/>
+              <w:id w:val="298036514"/>
               <w:lock w:val="contentLocked"/>
               <w:text/>
             </w:sdtPr>
-            <w:sdtEndPr/>
             <w:sdtContent>
               <w:r>
                 <w:t>3</w:t>
@@ -76,7 +72,7 @@
       <w:sdtPr>
         <w:alias w:val="Linked: 3f1c2a90-0000-4c1e-9a00-000000000012"/>
         <w:tag w:val="mleaf:3f1c2a90-0000-4c1e-9a00-000000000022"/>
-        <w:id w:val="-992405519"/>
+        <w:id w:val="734045114"/>
         <w:lock w:val="contentLocked"/>
       </w:sdtPr>
       <w:sdtEndPr>
@@ -222,9 +218,8 @@
     <w:sdt>
       <w:sdtPr>
         <w:tag w:val="mleaf:3f1c2a90-0000-4c1e-9a00-000000000022#caption"/>
-        <w:id w:val="-677814114"/>
+        <w:id w:val="2040467901"/>
       </w:sdtPr>
-      <w:sdtEndPr/>
       <w:sdtContent>
         <w:p>
           <w:pPr>
@@ -240,11 +235,13 @@
       <w:pPr>
         <w:rPr>
           <w:i/>
+          <w:iCs/>
         </w:rPr>
       </w:pPr>
       <w:r>
         <w:rPr>
           <w:i/>
+          <w:iCs/>
         </w:rPr>
         <w:t>Prepared for the October board meeting.</w:t>
       </w:r>
